--- a/press/downloads/es/BiSi_HistoriaFundador_ES.docx
+++ b/press/downloads/es/BiSi_HistoriaFundador_ES.docx
@@ -42,7 +42,7 @@
     </w:p>
     <w:p>
       <w:r>
-        <w:t>En aproximadamente un mes, esas noches se convierten en BiSi: Buzz it, Say it, la primera app de Martin y un pequeño sueño hecho realidad. Una app que, a propósito, no recopila datos: «Aquí votan las personas de la mesa, no un modelo de IA. Lo primero son las personas y la diversión».</w:t>
+        <w:t>En aproximadamente un mes, esas noches se convierten en BiSi: Buzz it, Say it, la primera app de Martin y un pequeño sueño hecho realidad. Su segunda app le sigue: PantoMeGo, una app de mímica para familias y niños. Las dos comparten la misma convicción: el móvil se queda en segundo plano – la diversión pertenece a las personas de la mesa.</w:t>
       </w:r>
     </w:p>
     <w:p>
@@ -193,7 +193,7 @@
     </w:p>
     <w:p>
       <w:r>
-        <w:t>En Bélgica, los niños demostraron cuánto disfrutan pulsando incluso los más pequeños. Por eso la siguiente idea ya está aquí: una versión con símbolos en lugar de letras, para todos los que aún no saben leer. Para que aún más personas se reúnan alrededor de una mesa y el móvil sea, simplemente, el pulsador.</w:t>
+        <w:t>En Bélgica, los niños demostraron cuánto disfrutan pulsando incluso los más pequeños. Eso fue la chispa que inspiró la segunda app de Martin: PantoMeGo, una app de mímica para familias y niños en iPhone y iPad. Tres niveles de dificultad de Bambini a Expertos, cinco categorías, cuatro idiomas, y la misma filosofía: el móvil solo muestra la palabra, el juego se hace con gestos, expresiones y mucho contacto real. Más información en pantomego.app.</w:t>
       </w:r>
     </w:p>
     <w:p>
